--- a/Resume/SaumyaGorantala_Resume.docx
+++ b/Resume/SaumyaGorantala_Resume.docx
@@ -286,45 +286,35 @@
         </w:rPr>
         <w:t xml:space="preserve"> </w:t>
       </w:r>
-      <w:r>
-        <w:fldChar w:fldCharType="begin"/>
-      </w:r>
-      <w:r>
-        <w:instrText>HYPERLINK "http://saumya-gorantala.github.io/Portfolio/"</w:instrText>
-      </w:r>
-      <w:r>
-        <w:fldChar w:fldCharType="separate"/>
-      </w:r>
-      <w:r>
-        <w:rPr>
-          <w:rStyle w:val="Hyperlink"/>
+      <w:hyperlink r:id="rId7" w:history="1">
+        <w:r>
+          <w:rPr>
+            <w:rStyle w:val="Hyperlink"/>
+            <w:rFonts w:asciiTheme="majorHAnsi" w:hAnsiTheme="majorHAnsi" w:cs="Times New Roman"/>
+            <w:w w:val="105"/>
+            <w:sz w:val="16"/>
+            <w:szCs w:val="16"/>
+          </w:rPr>
+          <w:t>Portfolio</w:t>
+        </w:r>
+      </w:hyperlink>
+      <w:r>
+        <w:rPr>
+          <w:sz w:val="16"/>
+          <w:szCs w:val="16"/>
+        </w:rPr>
+        <w:t xml:space="preserve">  </w:t>
+      </w:r>
+      <w:r>
+        <w:rPr>
           <w:rFonts w:asciiTheme="majorHAnsi" w:hAnsiTheme="majorHAnsi" w:cs="Times New Roman"/>
           <w:w w:val="105"/>
           <w:sz w:val="16"/>
           <w:szCs w:val="16"/>
         </w:rPr>
-        <w:t>Portfolio</w:t>
-      </w:r>
-      <w:r>
-        <w:fldChar w:fldCharType="end"/>
-      </w:r>
-      <w:r>
-        <w:rPr>
-          <w:sz w:val="16"/>
-          <w:szCs w:val="16"/>
-        </w:rPr>
-        <w:t xml:space="preserve">  </w:t>
-      </w:r>
-      <w:r>
-        <w:rPr>
-          <w:rFonts w:asciiTheme="majorHAnsi" w:hAnsiTheme="majorHAnsi" w:cs="Times New Roman"/>
-          <w:w w:val="105"/>
-          <w:sz w:val="16"/>
-          <w:szCs w:val="16"/>
-        </w:rPr>
         <w:t xml:space="preserve">|  </w:t>
       </w:r>
-      <w:hyperlink r:id="rId7" w:history="1">
+      <w:hyperlink r:id="rId8" w:history="1">
         <w:r>
           <w:rPr>
             <w:rStyle w:val="Hyperlink"/>
@@ -343,7 +333,7 @@
         </w:rPr>
         <w:t xml:space="preserve">  |  </w:t>
       </w:r>
-      <w:hyperlink r:id="rId8" w:history="1">
+      <w:hyperlink r:id="rId9" w:history="1">
         <w:r>
           <w:rPr>
             <w:rStyle w:val="Hyperlink"/>
@@ -383,7 +373,7 @@
         </w:rPr>
         <w:t xml:space="preserve">  </w:t>
       </w:r>
-      <w:hyperlink r:id="rId9" w:history="1">
+      <w:hyperlink r:id="rId10" w:history="1">
         <w:proofErr w:type="spellStart"/>
         <w:r>
           <w:rPr>
@@ -1410,7 +1400,7 @@
           <w:color w:val="000000" w:themeColor="text1"/>
           <w:sz w:val="18"/>
         </w:rPr>
-        <w:t>Engineering</w:t>
+        <w:t>Technology</w:t>
       </w:r>
       <w:r>
         <w:rPr>
@@ -1462,7 +1452,7 @@
           <w:color w:val="000000" w:themeColor="text1"/>
           <w:sz w:val="18"/>
         </w:rPr>
-        <w:t xml:space="preserve"> Systems</w:t>
+        <w:t xml:space="preserve"> </w:t>
       </w:r>
       <w:r>
         <w:rPr>
@@ -1472,17 +1462,7 @@
           <w:color w:val="000000" w:themeColor="text1"/>
           <w:sz w:val="18"/>
         </w:rPr>
-        <w:t xml:space="preserve">                                                                                    </w:t>
-      </w:r>
-      <w:r>
-        <w:rPr>
-          <w:rFonts w:cs="Times New Roman"/>
-          <w:i/>
-          <w:iCs/>
-          <w:color w:val="000000" w:themeColor="text1"/>
-          <w:sz w:val="18"/>
-        </w:rPr>
-        <w:t xml:space="preserve">                            </w:t>
+        <w:t>Technology</w:t>
       </w:r>
     </w:p>
     <w:p>
@@ -3551,7 +3531,7 @@
         </w:rPr>
         <w:t>React, TypeScript, Vite (</w:t>
       </w:r>
-      <w:hyperlink r:id="rId10" w:anchor="/" w:history="1">
+      <w:hyperlink r:id="rId11" w:anchor="/" w:history="1">
         <w:r>
           <w:rPr>
             <w:rStyle w:val="Hyperlink"/>
@@ -3825,342 +3805,6 @@
           <w:szCs w:val="18"/>
         </w:rPr>
         <w:t>Node.js, React (</w:t>
-      </w:r>
-      <w:hyperlink r:id="rId11" w:history="1">
-        <w:r>
-          <w:rPr>
-            <w:rStyle w:val="Hyperlink"/>
-            <w:rFonts w:ascii="Cambria" w:hAnsi="Cambria"/>
-            <w:sz w:val="18"/>
-            <w:szCs w:val="18"/>
-          </w:rPr>
-          <w:t>Link</w:t>
-        </w:r>
-      </w:hyperlink>
-      <w:r>
-        <w:rPr>
-          <w:rFonts w:ascii="Cambria" w:hAnsi="Cambria"/>
-          <w:sz w:val="18"/>
-          <w:szCs w:val="18"/>
-        </w:rPr>
-        <w:t>)</w:t>
-      </w:r>
-      <w:bookmarkStart w:id="5" w:name="OLE_LINK1"/>
-    </w:p>
-    <w:p>
-      <w:pPr>
-        <w:pStyle w:val="NormalWeb"/>
-        <w:spacing w:before="0" w:beforeAutospacing="0" w:after="0" w:afterAutospacing="0"/>
-        <w:ind w:firstLine="221"/>
-        <w:rPr>
-          <w:rFonts w:ascii="Cambria" w:eastAsia="Cambria" w:hAnsi="Cambria"/>
-          <w:color w:val="000000" w:themeColor="text1"/>
-          <w:sz w:val="2"/>
-          <w:szCs w:val="2"/>
-        </w:rPr>
-      </w:pPr>
-    </w:p>
-    <w:p>
-      <w:pPr>
-        <w:pStyle w:val="NormalWeb"/>
-        <w:numPr>
-          <w:ilvl w:val="0"/>
-          <w:numId w:val="12"/>
-        </w:numPr>
-        <w:spacing w:before="0" w:beforeAutospacing="0" w:after="0" w:afterAutospacing="0"/>
-        <w:rPr>
-          <w:rFonts w:ascii="Cambria" w:hAnsi="Cambria"/>
-          <w:sz w:val="18"/>
-          <w:szCs w:val="18"/>
-        </w:rPr>
-      </w:pPr>
-      <w:r>
-        <w:rPr>
-          <w:rFonts w:ascii="Cambria" w:hAnsi="Cambria"/>
-          <w:sz w:val="18"/>
-          <w:szCs w:val="18"/>
-        </w:rPr>
-        <w:t xml:space="preserve">Implemented a normalized </w:t>
-      </w:r>
-      <w:r>
-        <w:rPr>
-          <w:rFonts w:ascii="Cambria" w:hAnsi="Cambria"/>
-          <w:b/>
-          <w:bCs/>
-          <w:sz w:val="18"/>
-          <w:szCs w:val="18"/>
-        </w:rPr>
-        <w:t>SQL</w:t>
-      </w:r>
-      <w:r>
-        <w:rPr>
-          <w:rFonts w:ascii="Cambria" w:hAnsi="Cambria"/>
-          <w:sz w:val="18"/>
-          <w:szCs w:val="18"/>
-        </w:rPr>
-        <w:t xml:space="preserve"> Server database with stored procedures, triggers, and </w:t>
-      </w:r>
-      <w:r>
-        <w:rPr>
-          <w:rFonts w:ascii="Cambria" w:hAnsi="Cambria"/>
-          <w:sz w:val="18"/>
-          <w:szCs w:val="18"/>
-        </w:rPr>
-        <w:t>user-defined functions (</w:t>
-      </w:r>
-      <w:r>
-        <w:rPr>
-          <w:rFonts w:ascii="Cambria" w:hAnsi="Cambria"/>
-          <w:sz w:val="18"/>
-          <w:szCs w:val="18"/>
-        </w:rPr>
-        <w:t>UDFs</w:t>
-      </w:r>
-      <w:r>
-        <w:rPr>
-          <w:rFonts w:ascii="Cambria" w:hAnsi="Cambria"/>
-          <w:sz w:val="18"/>
-          <w:szCs w:val="18"/>
-        </w:rPr>
-        <w:t>)</w:t>
-      </w:r>
-      <w:r>
-        <w:rPr>
-          <w:rFonts w:ascii="Cambria" w:hAnsi="Cambria"/>
-          <w:sz w:val="18"/>
-          <w:szCs w:val="18"/>
-        </w:rPr>
-        <w:t xml:space="preserve"> to manage properties, tenants, leases, maintenance, </w:t>
-      </w:r>
-      <w:r>
-        <w:rPr>
-          <w:rFonts w:ascii="Cambria" w:hAnsi="Cambria"/>
-          <w:sz w:val="18"/>
-          <w:szCs w:val="18"/>
-        </w:rPr>
-        <w:t xml:space="preserve">requests, </w:t>
-      </w:r>
-      <w:r>
-        <w:rPr>
-          <w:rFonts w:ascii="Cambria" w:hAnsi="Cambria"/>
-          <w:sz w:val="18"/>
-          <w:szCs w:val="18"/>
-        </w:rPr>
-        <w:t xml:space="preserve">and payments, </w:t>
-      </w:r>
-      <w:r>
-        <w:rPr>
-          <w:rFonts w:ascii="Cambria" w:hAnsi="Cambria"/>
-          <w:sz w:val="18"/>
-          <w:szCs w:val="18"/>
-        </w:rPr>
-        <w:t>eliminating</w:t>
-      </w:r>
-      <w:r>
-        <w:rPr>
-          <w:rFonts w:ascii="Cambria" w:hAnsi="Cambria"/>
-          <w:sz w:val="18"/>
-          <w:szCs w:val="18"/>
-        </w:rPr>
-        <w:t xml:space="preserve"> data redundancy through structured ER design </w:t>
-      </w:r>
-    </w:p>
-    <w:p>
-      <w:pPr>
-        <w:pStyle w:val="NormalWeb"/>
-        <w:spacing w:before="0" w:beforeAutospacing="0" w:after="0" w:afterAutospacing="0"/>
-        <w:ind w:left="810"/>
-        <w:rPr>
-          <w:rFonts w:ascii="Cambria" w:hAnsi="Cambria"/>
-          <w:sz w:val="2"/>
-          <w:szCs w:val="2"/>
-        </w:rPr>
-      </w:pPr>
-    </w:p>
-    <w:p>
-      <w:pPr>
-        <w:pStyle w:val="NormalWeb"/>
-        <w:numPr>
-          <w:ilvl w:val="0"/>
-          <w:numId w:val="12"/>
-        </w:numPr>
-        <w:spacing w:before="0" w:beforeAutospacing="0" w:after="0" w:afterAutospacing="0"/>
-        <w:rPr>
-          <w:rFonts w:ascii="Cambria" w:hAnsi="Cambria"/>
-          <w:sz w:val="18"/>
-          <w:szCs w:val="18"/>
-        </w:rPr>
-      </w:pPr>
-      <w:r>
-        <w:rPr>
-          <w:rFonts w:ascii="Cambria" w:hAnsi="Cambria"/>
-          <w:sz w:val="18"/>
-          <w:szCs w:val="18"/>
-        </w:rPr>
-        <w:t>Developed RESTful APIs using Node.js and Express to support complex CRUD operations, automate workflows, and enable real-time analytics across a fully integrated full-stack system, reducing manual data handling and improving overall system responsiveness</w:t>
-      </w:r>
-    </w:p>
-    <w:bookmarkEnd w:id="5"/>
-    <w:p>
-      <w:pPr>
-        <w:pStyle w:val="NormalWeb"/>
-        <w:spacing w:before="0" w:beforeAutospacing="0" w:after="0" w:afterAutospacing="0"/>
-        <w:ind w:left="810"/>
-        <w:rPr>
-          <w:rFonts w:ascii="Cambria" w:hAnsi="Cambria"/>
-          <w:sz w:val="4"/>
-          <w:szCs w:val="4"/>
-        </w:rPr>
-      </w:pPr>
-    </w:p>
-    <w:p>
-      <w:pPr>
-        <w:pStyle w:val="NormalWeb"/>
-        <w:spacing w:before="0" w:beforeAutospacing="0" w:after="0" w:afterAutospacing="0"/>
-        <w:ind w:firstLine="221"/>
-        <w:rPr>
-          <w:rFonts w:ascii="Cambria" w:hAnsi="Cambria"/>
-          <w:b/>
-          <w:bCs/>
-          <w:sz w:val="18"/>
-          <w:szCs w:val="18"/>
-        </w:rPr>
-      </w:pPr>
-      <w:proofErr w:type="spellStart"/>
-      <w:r>
-        <w:rPr>
-          <w:rFonts w:ascii="Cambria" w:hAnsi="Cambria"/>
-          <w:b/>
-          <w:bCs/>
-          <w:sz w:val="20"/>
-          <w:szCs w:val="20"/>
-        </w:rPr>
-        <w:t>LingoQuest</w:t>
-      </w:r>
-      <w:proofErr w:type="spellEnd"/>
-      <w:r>
-        <w:rPr>
-          <w:rFonts w:ascii="Cambria" w:hAnsi="Cambria"/>
-          <w:b/>
-          <w:bCs/>
-          <w:sz w:val="18"/>
-          <w:szCs w:val="18"/>
-        </w:rPr>
-        <w:t xml:space="preserve"> </w:t>
-      </w:r>
-      <w:r>
-        <w:rPr>
-          <w:rFonts w:ascii="Cambria" w:hAnsi="Cambria"/>
-          <w:b/>
-          <w:bCs/>
-          <w:sz w:val="20"/>
-          <w:szCs w:val="20"/>
-        </w:rPr>
-        <w:t xml:space="preserve">                                                                                                                                                                   </w:t>
-      </w:r>
-      <w:r>
-        <w:rPr>
-          <w:rFonts w:ascii="Cambria" w:hAnsi="Cambria"/>
-          <w:b/>
-          <w:bCs/>
-          <w:sz w:val="18"/>
-          <w:szCs w:val="18"/>
-        </w:rPr>
-        <w:t>September 2025</w:t>
-      </w:r>
-      <w:r>
-        <w:rPr>
-          <w:rFonts w:ascii="Cambria" w:hAnsi="Cambria"/>
-          <w:b/>
-          <w:bCs/>
-          <w:sz w:val="18"/>
-          <w:szCs w:val="18"/>
-        </w:rPr>
-        <w:t xml:space="preserve"> </w:t>
-      </w:r>
-      <w:r>
-        <w:rPr>
-          <w:rFonts w:ascii="Cambria" w:hAnsi="Cambria"/>
-          <w:b/>
-          <w:bCs/>
-          <w:sz w:val="18"/>
-          <w:szCs w:val="18"/>
-        </w:rPr>
-        <w:t>-</w:t>
-      </w:r>
-      <w:r>
-        <w:rPr>
-          <w:rFonts w:ascii="Cambria" w:hAnsi="Cambria"/>
-          <w:b/>
-          <w:bCs/>
-          <w:sz w:val="18"/>
-          <w:szCs w:val="18"/>
-        </w:rPr>
-        <w:t xml:space="preserve"> </w:t>
-      </w:r>
-      <w:r>
-        <w:rPr>
-          <w:rFonts w:ascii="Cambria" w:hAnsi="Cambria"/>
-          <w:b/>
-          <w:bCs/>
-          <w:sz w:val="18"/>
-          <w:szCs w:val="18"/>
-        </w:rPr>
-        <w:t>November 202</w:t>
-      </w:r>
-      <w:r>
-        <w:rPr>
-          <w:rFonts w:ascii="Cambria" w:hAnsi="Cambria"/>
-          <w:b/>
-          <w:bCs/>
-          <w:sz w:val="18"/>
-          <w:szCs w:val="18"/>
-        </w:rPr>
-        <w:t>5</w:t>
-      </w:r>
-    </w:p>
-    <w:p>
-      <w:pPr>
-        <w:pStyle w:val="NormalWeb"/>
-        <w:spacing w:before="0" w:beforeAutospacing="0" w:after="0" w:afterAutospacing="0"/>
-        <w:ind w:firstLine="221"/>
-        <w:rPr>
-          <w:rFonts w:ascii="Cambria" w:hAnsi="Cambria"/>
-          <w:sz w:val="18"/>
-          <w:szCs w:val="18"/>
-        </w:rPr>
-      </w:pPr>
-      <w:r>
-        <w:rPr>
-          <w:rFonts w:ascii="Cambria" w:hAnsi="Cambria"/>
-          <w:sz w:val="18"/>
-          <w:szCs w:val="18"/>
-        </w:rPr>
-        <w:t>Language Learning</w:t>
-      </w:r>
-      <w:r>
-        <w:rPr>
-          <w:rFonts w:ascii="Cambria" w:hAnsi="Cambria"/>
-          <w:sz w:val="18"/>
-          <w:szCs w:val="18"/>
-        </w:rPr>
-        <w:t xml:space="preserve"> Mobile </w:t>
-      </w:r>
-      <w:r>
-        <w:rPr>
-          <w:rFonts w:ascii="Cambria" w:hAnsi="Cambria"/>
-          <w:sz w:val="18"/>
-          <w:szCs w:val="18"/>
-        </w:rPr>
-        <w:t xml:space="preserve">App | </w:t>
-      </w:r>
-      <w:r>
-        <w:rPr>
-          <w:rFonts w:ascii="Cambria" w:hAnsi="Cambria"/>
-          <w:sz w:val="18"/>
-          <w:szCs w:val="18"/>
-        </w:rPr>
-        <w:t>Figma (</w:t>
       </w:r>
       <w:hyperlink r:id="rId12" w:history="1">
         <w:r>
@@ -4181,6 +3825,7 @@
         </w:rPr>
         <w:t>)</w:t>
       </w:r>
+      <w:bookmarkStart w:id="5" w:name="OLE_LINK1"/>
     </w:p>
     <w:p>
       <w:pPr>
@@ -4215,113 +3860,89 @@
           <w:sz w:val="18"/>
           <w:szCs w:val="18"/>
         </w:rPr>
-        <w:t xml:space="preserve">Designed a scenario-based language learning app </w:t>
-      </w:r>
-      <w:r>
-        <w:rPr>
-          <w:rFonts w:ascii="Cambria" w:hAnsi="Cambria"/>
-          <w:sz w:val="18"/>
-          <w:szCs w:val="18"/>
-        </w:rPr>
-        <w:t xml:space="preserve">in </w:t>
-      </w:r>
-      <w:r>
-        <w:rPr>
-          <w:rFonts w:ascii="Cambria" w:hAnsi="Cambria"/>
-          <w:b/>
-          <w:bCs/>
-          <w:sz w:val="18"/>
-          <w:szCs w:val="18"/>
-        </w:rPr>
-        <w:t>Figma</w:t>
-      </w:r>
-      <w:r>
-        <w:rPr>
-          <w:rFonts w:ascii="Cambria" w:hAnsi="Cambria"/>
-          <w:sz w:val="18"/>
-          <w:szCs w:val="18"/>
-        </w:rPr>
-        <w:t xml:space="preserve"> </w:t>
-      </w:r>
-      <w:r>
-        <w:rPr>
-          <w:rFonts w:ascii="Cambria" w:hAnsi="Cambria"/>
-          <w:sz w:val="18"/>
-          <w:szCs w:val="18"/>
-        </w:rPr>
-        <w:t xml:space="preserve">using interactive storytelling and gamification </w:t>
-      </w:r>
-      <w:r>
-        <w:rPr>
-          <w:rFonts w:ascii="Cambria" w:hAnsi="Cambria"/>
-          <w:sz w:val="18"/>
-          <w:szCs w:val="18"/>
-        </w:rPr>
-        <w:t>mechanics</w:t>
-      </w:r>
-      <w:r>
-        <w:rPr>
-          <w:rFonts w:ascii="Cambria" w:hAnsi="Cambria"/>
-          <w:sz w:val="18"/>
-          <w:szCs w:val="18"/>
-        </w:rPr>
-        <w:t xml:space="preserve"> </w:t>
-      </w:r>
-      <w:r>
-        <w:rPr>
-          <w:rFonts w:ascii="Cambria" w:hAnsi="Cambria"/>
-          <w:sz w:val="18"/>
-          <w:szCs w:val="18"/>
-        </w:rPr>
-        <w:t>to</w:t>
-      </w:r>
-      <w:r>
-        <w:rPr>
-          <w:rFonts w:ascii="Cambria" w:hAnsi="Cambria"/>
-          <w:sz w:val="18"/>
-          <w:szCs w:val="18"/>
-        </w:rPr>
-        <w:t xml:space="preserve"> improv</w:t>
-      </w:r>
-      <w:r>
-        <w:rPr>
-          <w:rFonts w:ascii="Cambria" w:hAnsi="Cambria"/>
-          <w:sz w:val="18"/>
-          <w:szCs w:val="18"/>
-        </w:rPr>
-        <w:t>e</w:t>
-      </w:r>
-      <w:r>
-        <w:rPr>
-          <w:rFonts w:ascii="Cambria" w:hAnsi="Cambria"/>
-          <w:sz w:val="18"/>
-          <w:szCs w:val="18"/>
-        </w:rPr>
-        <w:t xml:space="preserve"> practical communication skills through real-world context</w:t>
-      </w:r>
-      <w:r>
-        <w:rPr>
-          <w:rFonts w:ascii="Cambria" w:hAnsi="Cambria"/>
-          <w:sz w:val="18"/>
-          <w:szCs w:val="18"/>
-        </w:rPr>
-        <w:t>,</w:t>
-      </w:r>
-      <w:r>
-        <w:rPr>
-          <w:rFonts w:ascii="Cambria" w:hAnsi="Cambria"/>
-          <w:sz w:val="18"/>
-          <w:szCs w:val="18"/>
-        </w:rPr>
-        <w:t xml:space="preserve"> </w:t>
-      </w:r>
-      <w:r>
-        <w:rPr>
-          <w:rFonts w:ascii="Cambria" w:hAnsi="Cambria"/>
-          <w:sz w:val="18"/>
-          <w:szCs w:val="18"/>
-        </w:rPr>
-        <w:t>resulting in a more intuitive and motivating learning experience</w:t>
+        <w:t xml:space="preserve">Implemented a normalized </w:t>
+      </w:r>
+      <w:r>
+        <w:rPr>
+          <w:rFonts w:ascii="Cambria" w:hAnsi="Cambria"/>
+          <w:b/>
+          <w:bCs/>
+          <w:sz w:val="18"/>
+          <w:szCs w:val="18"/>
+        </w:rPr>
+        <w:t>SQL</w:t>
+      </w:r>
+      <w:r>
+        <w:rPr>
+          <w:rFonts w:ascii="Cambria" w:hAnsi="Cambria"/>
+          <w:sz w:val="18"/>
+          <w:szCs w:val="18"/>
+        </w:rPr>
+        <w:t xml:space="preserve"> Server database with stored procedures, triggers, and </w:t>
+      </w:r>
+      <w:r>
+        <w:rPr>
+          <w:rFonts w:ascii="Cambria" w:hAnsi="Cambria"/>
+          <w:sz w:val="18"/>
+          <w:szCs w:val="18"/>
+        </w:rPr>
+        <w:t>user-defined functions (</w:t>
+      </w:r>
+      <w:r>
+        <w:rPr>
+          <w:rFonts w:ascii="Cambria" w:hAnsi="Cambria"/>
+          <w:sz w:val="18"/>
+          <w:szCs w:val="18"/>
+        </w:rPr>
+        <w:t>UDFs</w:t>
+      </w:r>
+      <w:r>
+        <w:rPr>
+          <w:rFonts w:ascii="Cambria" w:hAnsi="Cambria"/>
+          <w:sz w:val="18"/>
+          <w:szCs w:val="18"/>
+        </w:rPr>
+        <w:t>)</w:t>
+      </w:r>
+      <w:r>
+        <w:rPr>
+          <w:rFonts w:ascii="Cambria" w:hAnsi="Cambria"/>
+          <w:sz w:val="18"/>
+          <w:szCs w:val="18"/>
+        </w:rPr>
+        <w:t xml:space="preserve"> to manage properties, tenants, leases, maintenance, </w:t>
+      </w:r>
+      <w:r>
+        <w:rPr>
+          <w:rFonts w:ascii="Cambria" w:hAnsi="Cambria"/>
+          <w:sz w:val="18"/>
+          <w:szCs w:val="18"/>
+        </w:rPr>
+        <w:t xml:space="preserve">requests, </w:t>
+      </w:r>
+      <w:r>
+        <w:rPr>
+          <w:rFonts w:ascii="Cambria" w:hAnsi="Cambria"/>
+          <w:sz w:val="18"/>
+          <w:szCs w:val="18"/>
+        </w:rPr>
+        <w:t xml:space="preserve">and payments, </w:t>
+      </w:r>
+      <w:r>
+        <w:rPr>
+          <w:rFonts w:ascii="Cambria" w:hAnsi="Cambria"/>
+          <w:sz w:val="18"/>
+          <w:szCs w:val="18"/>
+        </w:rPr>
+        <w:t>eliminating</w:t>
+      </w:r>
+      <w:r>
+        <w:rPr>
+          <w:rFonts w:ascii="Cambria" w:hAnsi="Cambria"/>
+          <w:sz w:val="18"/>
+          <w:szCs w:val="18"/>
+        </w:rPr>
+        <w:t xml:space="preserve"> data redundancy through structured ER design </w:t>
       </w:r>
     </w:p>
     <w:p>
@@ -4356,116 +3977,21 @@
           <w:sz w:val="18"/>
           <w:szCs w:val="18"/>
         </w:rPr>
-        <w:t xml:space="preserve">Conducted end-to-end </w:t>
-      </w:r>
-      <w:r>
-        <w:rPr>
-          <w:rFonts w:ascii="Cambria" w:hAnsi="Cambria"/>
-          <w:b/>
-          <w:bCs/>
-          <w:sz w:val="18"/>
-          <w:szCs w:val="18"/>
-        </w:rPr>
-        <w:t>UX research</w:t>
-      </w:r>
-      <w:r>
-        <w:rPr>
-          <w:rFonts w:ascii="Cambria" w:hAnsi="Cambria"/>
-          <w:sz w:val="18"/>
-          <w:szCs w:val="18"/>
-        </w:rPr>
-        <w:t xml:space="preserve">, including </w:t>
-      </w:r>
-      <w:r>
-        <w:rPr>
-          <w:rFonts w:ascii="Cambria" w:hAnsi="Cambria"/>
-          <w:b/>
-          <w:bCs/>
-          <w:sz w:val="18"/>
-          <w:szCs w:val="18"/>
-        </w:rPr>
-        <w:t>usability testing</w:t>
-      </w:r>
-      <w:r>
-        <w:rPr>
-          <w:rFonts w:ascii="Cambria" w:hAnsi="Cambria"/>
-          <w:sz w:val="18"/>
-          <w:szCs w:val="18"/>
-        </w:rPr>
-        <w:t>, JTBD</w:t>
-      </w:r>
-      <w:r>
-        <w:rPr>
-          <w:rFonts w:ascii="Cambria" w:hAnsi="Cambria"/>
-          <w:sz w:val="18"/>
-          <w:szCs w:val="18"/>
-        </w:rPr>
-        <w:t xml:space="preserve"> framework analysis</w:t>
-      </w:r>
-      <w:r>
-        <w:rPr>
-          <w:rFonts w:ascii="Cambria" w:hAnsi="Cambria"/>
-          <w:sz w:val="18"/>
-          <w:szCs w:val="18"/>
-        </w:rPr>
-        <w:t xml:space="preserve">, and SUS scoring, iterating on </w:t>
-      </w:r>
-      <w:r>
-        <w:rPr>
-          <w:rFonts w:ascii="Cambria" w:hAnsi="Cambria"/>
-          <w:sz w:val="18"/>
-          <w:szCs w:val="18"/>
-        </w:rPr>
-        <w:t xml:space="preserve">high-fidelity </w:t>
-      </w:r>
-      <w:r>
-        <w:rPr>
-          <w:rFonts w:ascii="Cambria" w:hAnsi="Cambria"/>
-          <w:sz w:val="18"/>
-          <w:szCs w:val="18"/>
-        </w:rPr>
-        <w:t xml:space="preserve">prototypes to refine navigation, </w:t>
-      </w:r>
-      <w:r>
-        <w:rPr>
-          <w:rFonts w:ascii="Cambria" w:hAnsi="Cambria"/>
-          <w:sz w:val="18"/>
-          <w:szCs w:val="18"/>
-        </w:rPr>
-        <w:t xml:space="preserve">clarify key user flows, </w:t>
-      </w:r>
-      <w:r>
-        <w:rPr>
-          <w:rFonts w:ascii="Cambria" w:hAnsi="Cambria"/>
-          <w:sz w:val="18"/>
-          <w:szCs w:val="18"/>
-        </w:rPr>
-        <w:t xml:space="preserve">feedback loops, and </w:t>
-      </w:r>
-      <w:r>
-        <w:rPr>
-          <w:rFonts w:ascii="Cambria" w:hAnsi="Cambria"/>
-          <w:sz w:val="18"/>
-          <w:szCs w:val="18"/>
-        </w:rPr>
-        <w:t xml:space="preserve">enhance </w:t>
-      </w:r>
-      <w:r>
-        <w:rPr>
-          <w:rFonts w:ascii="Cambria" w:hAnsi="Cambria"/>
-          <w:sz w:val="18"/>
-          <w:szCs w:val="18"/>
-        </w:rPr>
-        <w:t>progress tracking</w:t>
-      </w:r>
-      <w:r>
-        <w:rPr>
-          <w:rFonts w:ascii="Cambria" w:hAnsi="Cambria"/>
-          <w:sz w:val="18"/>
-          <w:szCs w:val="18"/>
-        </w:rPr>
-        <w:t xml:space="preserve"> </w:t>
-      </w:r>
+        <w:t>Developed RESTful APIs using Node.js and Express to support complex CRUD operations, automate workflows, and enable real-time analytics across a fully integrated full-stack system, reducing manual data handling and improving overall system responsiveness</w:t>
+      </w:r>
+    </w:p>
+    <w:bookmarkEnd w:id="5"/>
+    <w:p>
+      <w:pPr>
+        <w:pStyle w:val="NormalWeb"/>
+        <w:spacing w:before="0" w:beforeAutospacing="0" w:after="0" w:afterAutospacing="0"/>
+        <w:ind w:left="810"/>
+        <w:rPr>
+          <w:rFonts w:ascii="Cambria" w:hAnsi="Cambria"/>
+          <w:sz w:val="4"/>
+          <w:szCs w:val="4"/>
+        </w:rPr>
+      </w:pPr>
     </w:p>
     <w:p>
       <w:pPr>
@@ -4474,10 +4000,104 @@
         <w:ind w:firstLine="221"/>
         <w:rPr>
           <w:rFonts w:ascii="Cambria" w:hAnsi="Cambria"/>
-          <w:sz w:val="4"/>
-          <w:szCs w:val="4"/>
-        </w:rPr>
-      </w:pPr>
+          <w:b/>
+          <w:bCs/>
+          <w:sz w:val="18"/>
+          <w:szCs w:val="18"/>
+        </w:rPr>
+      </w:pPr>
+      <w:proofErr w:type="spellStart"/>
+      <w:r>
+        <w:rPr>
+          <w:rFonts w:ascii="Cambria" w:hAnsi="Cambria"/>
+          <w:b/>
+          <w:bCs/>
+          <w:sz w:val="20"/>
+          <w:szCs w:val="20"/>
+        </w:rPr>
+        <w:t>LingoQuest</w:t>
+      </w:r>
+      <w:proofErr w:type="spellEnd"/>
+      <w:r>
+        <w:rPr>
+          <w:rFonts w:ascii="Cambria" w:hAnsi="Cambria"/>
+          <w:b/>
+          <w:bCs/>
+          <w:sz w:val="18"/>
+          <w:szCs w:val="18"/>
+        </w:rPr>
+        <w:t xml:space="preserve"> </w:t>
+      </w:r>
+      <w:r>
+        <w:rPr>
+          <w:rFonts w:ascii="Cambria" w:hAnsi="Cambria"/>
+          <w:b/>
+          <w:bCs/>
+          <w:sz w:val="20"/>
+          <w:szCs w:val="20"/>
+        </w:rPr>
+        <w:t xml:space="preserve">                                                                                                                                                                   </w:t>
+      </w:r>
+      <w:r>
+        <w:rPr>
+          <w:rFonts w:ascii="Cambria" w:hAnsi="Cambria"/>
+          <w:b/>
+          <w:bCs/>
+          <w:sz w:val="18"/>
+          <w:szCs w:val="18"/>
+        </w:rPr>
+        <w:t>September 2025</w:t>
+      </w:r>
+      <w:r>
+        <w:rPr>
+          <w:rFonts w:ascii="Cambria" w:hAnsi="Cambria"/>
+          <w:b/>
+          <w:bCs/>
+          <w:sz w:val="18"/>
+          <w:szCs w:val="18"/>
+        </w:rPr>
+        <w:t xml:space="preserve"> </w:t>
+      </w:r>
+      <w:r>
+        <w:rPr>
+          <w:rFonts w:ascii="Cambria" w:hAnsi="Cambria"/>
+          <w:b/>
+          <w:bCs/>
+          <w:sz w:val="18"/>
+          <w:szCs w:val="18"/>
+        </w:rPr>
+        <w:t>-</w:t>
+      </w:r>
+      <w:r>
+        <w:rPr>
+          <w:rFonts w:ascii="Cambria" w:hAnsi="Cambria"/>
+          <w:b/>
+          <w:bCs/>
+          <w:sz w:val="18"/>
+          <w:szCs w:val="18"/>
+        </w:rPr>
+        <w:t xml:space="preserve"> </w:t>
+      </w:r>
+      <w:r>
+        <w:rPr>
+          <w:rFonts w:ascii="Cambria" w:hAnsi="Cambria"/>
+          <w:b/>
+          <w:bCs/>
+          <w:sz w:val="18"/>
+          <w:szCs w:val="18"/>
+        </w:rPr>
+        <w:t>November 202</w:t>
+      </w:r>
+      <w:r>
+        <w:rPr>
+          <w:rFonts w:ascii="Cambria" w:hAnsi="Cambria"/>
+          <w:b/>
+          <w:bCs/>
+          <w:sz w:val="18"/>
+          <w:szCs w:val="18"/>
+        </w:rPr>
+        <w:t>5</w:t>
+      </w:r>
     </w:p>
     <w:p>
       <w:pPr>
@@ -4486,174 +4106,60 @@
         <w:ind w:firstLine="221"/>
         <w:rPr>
           <w:rFonts w:ascii="Cambria" w:hAnsi="Cambria"/>
-          <w:b/>
-          <w:bCs/>
-          <w:sz w:val="20"/>
-          <w:szCs w:val="20"/>
-        </w:rPr>
-      </w:pPr>
-      <w:proofErr w:type="spellStart"/>
-      <w:r>
-        <w:rPr>
-          <w:rFonts w:ascii="Cambria" w:hAnsi="Cambria"/>
-          <w:b/>
-          <w:bCs/>
-          <w:sz w:val="20"/>
-          <w:szCs w:val="20"/>
-        </w:rPr>
-        <w:t>AptEase</w:t>
-      </w:r>
-      <w:proofErr w:type="spellEnd"/>
-      <w:r>
-        <w:rPr>
-          <w:rFonts w:ascii="Cambria" w:hAnsi="Cambria"/>
-          <w:b/>
-          <w:bCs/>
-          <w:sz w:val="20"/>
-          <w:szCs w:val="20"/>
-        </w:rPr>
-        <w:tab/>
-      </w:r>
-      <w:r>
-        <w:rPr>
-          <w:rFonts w:ascii="Cambria" w:hAnsi="Cambria"/>
-          <w:b/>
-          <w:bCs/>
-          <w:sz w:val="20"/>
-          <w:szCs w:val="20"/>
-        </w:rPr>
-        <w:tab/>
-      </w:r>
-      <w:r>
-        <w:rPr>
-          <w:rFonts w:ascii="Cambria" w:hAnsi="Cambria"/>
-          <w:b/>
-          <w:bCs/>
-          <w:sz w:val="20"/>
-          <w:szCs w:val="20"/>
-        </w:rPr>
-        <w:tab/>
-      </w:r>
-      <w:r>
-        <w:rPr>
-          <w:rFonts w:ascii="Cambria" w:hAnsi="Cambria"/>
-          <w:b/>
-          <w:bCs/>
-          <w:sz w:val="20"/>
-          <w:szCs w:val="20"/>
-        </w:rPr>
-        <w:tab/>
-      </w:r>
-      <w:r>
-        <w:rPr>
-          <w:rFonts w:ascii="Cambria" w:hAnsi="Cambria"/>
-          <w:b/>
-          <w:bCs/>
-          <w:sz w:val="20"/>
-          <w:szCs w:val="20"/>
-        </w:rPr>
-        <w:tab/>
-      </w:r>
-      <w:r>
-        <w:rPr>
-          <w:rFonts w:ascii="Cambria" w:hAnsi="Cambria"/>
-          <w:b/>
-          <w:bCs/>
-          <w:sz w:val="20"/>
-          <w:szCs w:val="20"/>
-        </w:rPr>
-        <w:tab/>
-      </w:r>
-      <w:r>
-        <w:rPr>
-          <w:rFonts w:ascii="Cambria" w:hAnsi="Cambria"/>
-          <w:b/>
-          <w:bCs/>
-          <w:sz w:val="20"/>
-          <w:szCs w:val="20"/>
-        </w:rPr>
-        <w:tab/>
-      </w:r>
-      <w:r>
-        <w:rPr>
-          <w:rFonts w:ascii="Cambria" w:hAnsi="Cambria"/>
-          <w:b/>
-          <w:bCs/>
-          <w:sz w:val="20"/>
-          <w:szCs w:val="20"/>
-        </w:rPr>
-        <w:tab/>
-      </w:r>
-      <w:r>
-        <w:rPr>
-          <w:rFonts w:ascii="Cambria" w:hAnsi="Cambria"/>
-          <w:b/>
-          <w:bCs/>
-          <w:sz w:val="20"/>
-          <w:szCs w:val="20"/>
-        </w:rPr>
-        <w:tab/>
-      </w:r>
-      <w:r>
-        <w:rPr>
-          <w:rFonts w:ascii="Cambria" w:hAnsi="Cambria"/>
-          <w:b/>
-          <w:bCs/>
-          <w:sz w:val="20"/>
-          <w:szCs w:val="20"/>
-        </w:rPr>
-        <w:tab/>
-        <w:t xml:space="preserve">                                 </w:t>
-      </w:r>
-      <w:r>
-        <w:rPr>
-          <w:rFonts w:ascii="Cambria" w:hAnsi="Cambria"/>
-          <w:b/>
-          <w:bCs/>
-          <w:sz w:val="18"/>
-          <w:szCs w:val="18"/>
-        </w:rPr>
-        <w:t>March 2025</w:t>
-      </w:r>
-      <w:r>
-        <w:rPr>
-          <w:rFonts w:ascii="Cambria" w:hAnsi="Cambria"/>
-          <w:b/>
-          <w:bCs/>
-          <w:sz w:val="18"/>
-          <w:szCs w:val="18"/>
-        </w:rPr>
-        <w:t xml:space="preserve"> </w:t>
-      </w:r>
-      <w:r>
-        <w:rPr>
-          <w:rFonts w:ascii="Cambria" w:hAnsi="Cambria"/>
-          <w:b/>
-          <w:bCs/>
-          <w:sz w:val="18"/>
-          <w:szCs w:val="18"/>
-        </w:rPr>
-        <w:t>-</w:t>
-      </w:r>
-      <w:r>
-        <w:rPr>
-          <w:rFonts w:ascii="Cambria" w:hAnsi="Cambria"/>
-          <w:b/>
-          <w:bCs/>
-          <w:sz w:val="18"/>
-          <w:szCs w:val="18"/>
-        </w:rPr>
-        <w:t xml:space="preserve"> </w:t>
-      </w:r>
-      <w:r>
-        <w:rPr>
-          <w:rFonts w:ascii="Cambria" w:hAnsi="Cambria"/>
-          <w:b/>
-          <w:bCs/>
-          <w:sz w:val="18"/>
-          <w:szCs w:val="18"/>
-        </w:rPr>
-        <w:t>May 2025</w:t>
+          <w:sz w:val="18"/>
+          <w:szCs w:val="18"/>
+        </w:rPr>
+      </w:pPr>
+      <w:r>
+        <w:rPr>
+          <w:rFonts w:ascii="Cambria" w:hAnsi="Cambria"/>
+          <w:sz w:val="18"/>
+          <w:szCs w:val="18"/>
+        </w:rPr>
+        <w:t>Language Learning</w:t>
+      </w:r>
+      <w:r>
+        <w:rPr>
+          <w:rFonts w:ascii="Cambria" w:hAnsi="Cambria"/>
+          <w:sz w:val="18"/>
+          <w:szCs w:val="18"/>
+        </w:rPr>
+        <w:t xml:space="preserve"> Mobile </w:t>
+      </w:r>
+      <w:r>
+        <w:rPr>
+          <w:rFonts w:ascii="Cambria" w:hAnsi="Cambria"/>
+          <w:sz w:val="18"/>
+          <w:szCs w:val="18"/>
+        </w:rPr>
+        <w:t xml:space="preserve">App | </w:t>
+      </w:r>
+      <w:r>
+        <w:rPr>
+          <w:rFonts w:ascii="Cambria" w:hAnsi="Cambria"/>
+          <w:sz w:val="18"/>
+          <w:szCs w:val="18"/>
+        </w:rPr>
+        <w:t>Figma (</w:t>
+      </w:r>
+      <w:hyperlink r:id="rId13" w:history="1">
+        <w:r>
+          <w:rPr>
+            <w:rStyle w:val="Hyperlink"/>
+            <w:rFonts w:ascii="Cambria" w:hAnsi="Cambria"/>
+            <w:sz w:val="18"/>
+            <w:szCs w:val="18"/>
+          </w:rPr>
+          <w:t>Link</w:t>
+        </w:r>
+      </w:hyperlink>
+      <w:r>
+        <w:rPr>
+          <w:rFonts w:ascii="Cambria" w:hAnsi="Cambria"/>
+          <w:sz w:val="18"/>
+          <w:szCs w:val="18"/>
+        </w:rPr>
+        <w:t>)</w:t>
       </w:r>
     </w:p>
     <w:p>
@@ -4662,6 +4168,480 @@
         <w:spacing w:before="0" w:beforeAutospacing="0" w:after="0" w:afterAutospacing="0"/>
         <w:ind w:firstLine="221"/>
         <w:rPr>
+          <w:rFonts w:ascii="Cambria" w:eastAsia="Cambria" w:hAnsi="Cambria"/>
+          <w:color w:val="000000" w:themeColor="text1"/>
+          <w:sz w:val="2"/>
+          <w:szCs w:val="2"/>
+        </w:rPr>
+      </w:pPr>
+    </w:p>
+    <w:p>
+      <w:pPr>
+        <w:pStyle w:val="NormalWeb"/>
+        <w:numPr>
+          <w:ilvl w:val="0"/>
+          <w:numId w:val="12"/>
+        </w:numPr>
+        <w:spacing w:before="0" w:beforeAutospacing="0" w:after="0" w:afterAutospacing="0"/>
+        <w:rPr>
+          <w:rFonts w:ascii="Cambria" w:hAnsi="Cambria"/>
+          <w:sz w:val="18"/>
+          <w:szCs w:val="18"/>
+        </w:rPr>
+      </w:pPr>
+      <w:r>
+        <w:rPr>
+          <w:rFonts w:ascii="Cambria" w:hAnsi="Cambria"/>
+          <w:sz w:val="18"/>
+          <w:szCs w:val="18"/>
+        </w:rPr>
+        <w:t xml:space="preserve">Designed a scenario-based language learning app </w:t>
+      </w:r>
+      <w:r>
+        <w:rPr>
+          <w:rFonts w:ascii="Cambria" w:hAnsi="Cambria"/>
+          <w:sz w:val="18"/>
+          <w:szCs w:val="18"/>
+        </w:rPr>
+        <w:t xml:space="preserve">in </w:t>
+      </w:r>
+      <w:r>
+        <w:rPr>
+          <w:rFonts w:ascii="Cambria" w:hAnsi="Cambria"/>
+          <w:b/>
+          <w:bCs/>
+          <w:sz w:val="18"/>
+          <w:szCs w:val="18"/>
+        </w:rPr>
+        <w:t>Figma</w:t>
+      </w:r>
+      <w:r>
+        <w:rPr>
+          <w:rFonts w:ascii="Cambria" w:hAnsi="Cambria"/>
+          <w:sz w:val="18"/>
+          <w:szCs w:val="18"/>
+        </w:rPr>
+        <w:t xml:space="preserve"> </w:t>
+      </w:r>
+      <w:r>
+        <w:rPr>
+          <w:rFonts w:ascii="Cambria" w:hAnsi="Cambria"/>
+          <w:sz w:val="18"/>
+          <w:szCs w:val="18"/>
+        </w:rPr>
+        <w:t xml:space="preserve">using interactive storytelling and gamification </w:t>
+      </w:r>
+      <w:r>
+        <w:rPr>
+          <w:rFonts w:ascii="Cambria" w:hAnsi="Cambria"/>
+          <w:sz w:val="18"/>
+          <w:szCs w:val="18"/>
+        </w:rPr>
+        <w:t>mechanics</w:t>
+      </w:r>
+      <w:r>
+        <w:rPr>
+          <w:rFonts w:ascii="Cambria" w:hAnsi="Cambria"/>
+          <w:sz w:val="18"/>
+          <w:szCs w:val="18"/>
+        </w:rPr>
+        <w:t xml:space="preserve"> </w:t>
+      </w:r>
+      <w:r>
+        <w:rPr>
+          <w:rFonts w:ascii="Cambria" w:hAnsi="Cambria"/>
+          <w:sz w:val="18"/>
+          <w:szCs w:val="18"/>
+        </w:rPr>
+        <w:t>to</w:t>
+      </w:r>
+      <w:r>
+        <w:rPr>
+          <w:rFonts w:ascii="Cambria" w:hAnsi="Cambria"/>
+          <w:sz w:val="18"/>
+          <w:szCs w:val="18"/>
+        </w:rPr>
+        <w:t xml:space="preserve"> improv</w:t>
+      </w:r>
+      <w:r>
+        <w:rPr>
+          <w:rFonts w:ascii="Cambria" w:hAnsi="Cambria"/>
+          <w:sz w:val="18"/>
+          <w:szCs w:val="18"/>
+        </w:rPr>
+        <w:t>e</w:t>
+      </w:r>
+      <w:r>
+        <w:rPr>
+          <w:rFonts w:ascii="Cambria" w:hAnsi="Cambria"/>
+          <w:sz w:val="18"/>
+          <w:szCs w:val="18"/>
+        </w:rPr>
+        <w:t xml:space="preserve"> practical communication skills through real-world context</w:t>
+      </w:r>
+      <w:r>
+        <w:rPr>
+          <w:rFonts w:ascii="Cambria" w:hAnsi="Cambria"/>
+          <w:sz w:val="18"/>
+          <w:szCs w:val="18"/>
+        </w:rPr>
+        <w:t>,</w:t>
+      </w:r>
+      <w:r>
+        <w:rPr>
+          <w:rFonts w:ascii="Cambria" w:hAnsi="Cambria"/>
+          <w:sz w:val="18"/>
+          <w:szCs w:val="18"/>
+        </w:rPr>
+        <w:t xml:space="preserve"> </w:t>
+      </w:r>
+      <w:r>
+        <w:rPr>
+          <w:rFonts w:ascii="Cambria" w:hAnsi="Cambria"/>
+          <w:sz w:val="18"/>
+          <w:szCs w:val="18"/>
+        </w:rPr>
+        <w:t>resulting in a more intuitive and motivating learning experience</w:t>
+      </w:r>
+    </w:p>
+    <w:p>
+      <w:pPr>
+        <w:pStyle w:val="NormalWeb"/>
+        <w:spacing w:before="0" w:beforeAutospacing="0" w:after="0" w:afterAutospacing="0"/>
+        <w:ind w:left="810"/>
+        <w:rPr>
+          <w:rFonts w:ascii="Cambria" w:hAnsi="Cambria"/>
+          <w:sz w:val="2"/>
+          <w:szCs w:val="2"/>
+        </w:rPr>
+      </w:pPr>
+    </w:p>
+    <w:p>
+      <w:pPr>
+        <w:pStyle w:val="NormalWeb"/>
+        <w:numPr>
+          <w:ilvl w:val="0"/>
+          <w:numId w:val="12"/>
+        </w:numPr>
+        <w:spacing w:before="0" w:beforeAutospacing="0" w:after="0" w:afterAutospacing="0"/>
+        <w:rPr>
+          <w:rFonts w:ascii="Cambria" w:hAnsi="Cambria"/>
+          <w:sz w:val="18"/>
+          <w:szCs w:val="18"/>
+        </w:rPr>
+      </w:pPr>
+      <w:r>
+        <w:rPr>
+          <w:rFonts w:ascii="Cambria" w:hAnsi="Cambria"/>
+          <w:sz w:val="18"/>
+          <w:szCs w:val="18"/>
+        </w:rPr>
+        <w:t xml:space="preserve">Conducted end-to-end </w:t>
+      </w:r>
+      <w:r>
+        <w:rPr>
+          <w:rFonts w:ascii="Cambria" w:hAnsi="Cambria"/>
+          <w:b/>
+          <w:bCs/>
+          <w:sz w:val="18"/>
+          <w:szCs w:val="18"/>
+        </w:rPr>
+        <w:t>UX research</w:t>
+      </w:r>
+      <w:r>
+        <w:rPr>
+          <w:rFonts w:ascii="Cambria" w:hAnsi="Cambria"/>
+          <w:sz w:val="18"/>
+          <w:szCs w:val="18"/>
+        </w:rPr>
+        <w:t xml:space="preserve">, including </w:t>
+      </w:r>
+      <w:r>
+        <w:rPr>
+          <w:rFonts w:ascii="Cambria" w:hAnsi="Cambria"/>
+          <w:b/>
+          <w:bCs/>
+          <w:sz w:val="18"/>
+          <w:szCs w:val="18"/>
+        </w:rPr>
+        <w:t>usability testing</w:t>
+      </w:r>
+      <w:r>
+        <w:rPr>
+          <w:rFonts w:ascii="Cambria" w:hAnsi="Cambria"/>
+          <w:sz w:val="18"/>
+          <w:szCs w:val="18"/>
+        </w:rPr>
+        <w:t>, JTBD</w:t>
+      </w:r>
+      <w:r>
+        <w:rPr>
+          <w:rFonts w:ascii="Cambria" w:hAnsi="Cambria"/>
+          <w:sz w:val="18"/>
+          <w:szCs w:val="18"/>
+        </w:rPr>
+        <w:t xml:space="preserve"> framework analysis</w:t>
+      </w:r>
+      <w:r>
+        <w:rPr>
+          <w:rFonts w:ascii="Cambria" w:hAnsi="Cambria"/>
+          <w:sz w:val="18"/>
+          <w:szCs w:val="18"/>
+        </w:rPr>
+        <w:t xml:space="preserve">, and SUS scoring, iterating on </w:t>
+      </w:r>
+      <w:r>
+        <w:rPr>
+          <w:rFonts w:ascii="Cambria" w:hAnsi="Cambria"/>
+          <w:sz w:val="18"/>
+          <w:szCs w:val="18"/>
+        </w:rPr>
+        <w:t xml:space="preserve">high-fidelity </w:t>
+      </w:r>
+      <w:r>
+        <w:rPr>
+          <w:rFonts w:ascii="Cambria" w:hAnsi="Cambria"/>
+          <w:sz w:val="18"/>
+          <w:szCs w:val="18"/>
+        </w:rPr>
+        <w:t xml:space="preserve">prototypes to refine navigation, </w:t>
+      </w:r>
+      <w:r>
+        <w:rPr>
+          <w:rFonts w:ascii="Cambria" w:hAnsi="Cambria"/>
+          <w:sz w:val="18"/>
+          <w:szCs w:val="18"/>
+        </w:rPr>
+        <w:t xml:space="preserve">clarify key user flows, </w:t>
+      </w:r>
+      <w:r>
+        <w:rPr>
+          <w:rFonts w:ascii="Cambria" w:hAnsi="Cambria"/>
+          <w:sz w:val="18"/>
+          <w:szCs w:val="18"/>
+        </w:rPr>
+        <w:t xml:space="preserve">feedback loops, and </w:t>
+      </w:r>
+      <w:r>
+        <w:rPr>
+          <w:rFonts w:ascii="Cambria" w:hAnsi="Cambria"/>
+          <w:sz w:val="18"/>
+          <w:szCs w:val="18"/>
+        </w:rPr>
+        <w:t xml:space="preserve">enhance </w:t>
+      </w:r>
+      <w:r>
+        <w:rPr>
+          <w:rFonts w:ascii="Cambria" w:hAnsi="Cambria"/>
+          <w:sz w:val="18"/>
+          <w:szCs w:val="18"/>
+        </w:rPr>
+        <w:t>progress tracking</w:t>
+      </w:r>
+      <w:r>
+        <w:rPr>
+          <w:rFonts w:ascii="Cambria" w:hAnsi="Cambria"/>
+          <w:sz w:val="18"/>
+          <w:szCs w:val="18"/>
+        </w:rPr>
+        <w:t xml:space="preserve"> </w:t>
+      </w:r>
+    </w:p>
+    <w:p>
+      <w:pPr>
+        <w:pStyle w:val="NormalWeb"/>
+        <w:spacing w:before="0" w:beforeAutospacing="0" w:after="0" w:afterAutospacing="0"/>
+        <w:ind w:firstLine="221"/>
+        <w:rPr>
+          <w:rFonts w:ascii="Cambria" w:hAnsi="Cambria"/>
+          <w:sz w:val="4"/>
+          <w:szCs w:val="4"/>
+        </w:rPr>
+      </w:pPr>
+    </w:p>
+    <w:p>
+      <w:pPr>
+        <w:pStyle w:val="NormalWeb"/>
+        <w:spacing w:before="0" w:beforeAutospacing="0" w:after="0" w:afterAutospacing="0"/>
+        <w:ind w:firstLine="221"/>
+        <w:rPr>
+          <w:rFonts w:ascii="Cambria" w:hAnsi="Cambria"/>
+          <w:b/>
+          <w:bCs/>
+          <w:sz w:val="20"/>
+          <w:szCs w:val="20"/>
+        </w:rPr>
+      </w:pPr>
+      <w:proofErr w:type="spellStart"/>
+      <w:r>
+        <w:rPr>
+          <w:rFonts w:ascii="Cambria" w:hAnsi="Cambria"/>
+          <w:b/>
+          <w:bCs/>
+          <w:sz w:val="20"/>
+          <w:szCs w:val="20"/>
+        </w:rPr>
+        <w:t>AptEase</w:t>
+      </w:r>
+      <w:proofErr w:type="spellEnd"/>
+      <w:r>
+        <w:rPr>
+          <w:rFonts w:ascii="Cambria" w:hAnsi="Cambria"/>
+          <w:b/>
+          <w:bCs/>
+          <w:sz w:val="20"/>
+          <w:szCs w:val="20"/>
+        </w:rPr>
+        <w:tab/>
+      </w:r>
+      <w:r>
+        <w:rPr>
+          <w:rFonts w:ascii="Cambria" w:hAnsi="Cambria"/>
+          <w:b/>
+          <w:bCs/>
+          <w:sz w:val="20"/>
+          <w:szCs w:val="20"/>
+        </w:rPr>
+        <w:tab/>
+      </w:r>
+      <w:r>
+        <w:rPr>
+          <w:rFonts w:ascii="Cambria" w:hAnsi="Cambria"/>
+          <w:b/>
+          <w:bCs/>
+          <w:sz w:val="20"/>
+          <w:szCs w:val="20"/>
+        </w:rPr>
+        <w:tab/>
+      </w:r>
+      <w:r>
+        <w:rPr>
+          <w:rFonts w:ascii="Cambria" w:hAnsi="Cambria"/>
+          <w:b/>
+          <w:bCs/>
+          <w:sz w:val="20"/>
+          <w:szCs w:val="20"/>
+        </w:rPr>
+        <w:tab/>
+      </w:r>
+      <w:r>
+        <w:rPr>
+          <w:rFonts w:ascii="Cambria" w:hAnsi="Cambria"/>
+          <w:b/>
+          <w:bCs/>
+          <w:sz w:val="20"/>
+          <w:szCs w:val="20"/>
+        </w:rPr>
+        <w:tab/>
+      </w:r>
+      <w:r>
+        <w:rPr>
+          <w:rFonts w:ascii="Cambria" w:hAnsi="Cambria"/>
+          <w:b/>
+          <w:bCs/>
+          <w:sz w:val="20"/>
+          <w:szCs w:val="20"/>
+        </w:rPr>
+        <w:tab/>
+      </w:r>
+      <w:r>
+        <w:rPr>
+          <w:rFonts w:ascii="Cambria" w:hAnsi="Cambria"/>
+          <w:b/>
+          <w:bCs/>
+          <w:sz w:val="20"/>
+          <w:szCs w:val="20"/>
+        </w:rPr>
+        <w:tab/>
+      </w:r>
+      <w:r>
+        <w:rPr>
+          <w:rFonts w:ascii="Cambria" w:hAnsi="Cambria"/>
+          <w:b/>
+          <w:bCs/>
+          <w:sz w:val="20"/>
+          <w:szCs w:val="20"/>
+        </w:rPr>
+        <w:tab/>
+      </w:r>
+      <w:r>
+        <w:rPr>
+          <w:rFonts w:ascii="Cambria" w:hAnsi="Cambria"/>
+          <w:b/>
+          <w:bCs/>
+          <w:sz w:val="20"/>
+          <w:szCs w:val="20"/>
+        </w:rPr>
+        <w:tab/>
+      </w:r>
+      <w:r>
+        <w:rPr>
+          <w:rFonts w:ascii="Cambria" w:hAnsi="Cambria"/>
+          <w:b/>
+          <w:bCs/>
+          <w:sz w:val="20"/>
+          <w:szCs w:val="20"/>
+        </w:rPr>
+        <w:tab/>
+        <w:t xml:space="preserve">                                 </w:t>
+      </w:r>
+      <w:r>
+        <w:rPr>
+          <w:rFonts w:ascii="Cambria" w:hAnsi="Cambria"/>
+          <w:b/>
+          <w:bCs/>
+          <w:sz w:val="18"/>
+          <w:szCs w:val="18"/>
+        </w:rPr>
+        <w:t>March 2025</w:t>
+      </w:r>
+      <w:r>
+        <w:rPr>
+          <w:rFonts w:ascii="Cambria" w:hAnsi="Cambria"/>
+          <w:b/>
+          <w:bCs/>
+          <w:sz w:val="18"/>
+          <w:szCs w:val="18"/>
+        </w:rPr>
+        <w:t xml:space="preserve"> </w:t>
+      </w:r>
+      <w:r>
+        <w:rPr>
+          <w:rFonts w:ascii="Cambria" w:hAnsi="Cambria"/>
+          <w:b/>
+          <w:bCs/>
+          <w:sz w:val="18"/>
+          <w:szCs w:val="18"/>
+        </w:rPr>
+        <w:t>-</w:t>
+      </w:r>
+      <w:r>
+        <w:rPr>
+          <w:rFonts w:ascii="Cambria" w:hAnsi="Cambria"/>
+          <w:b/>
+          <w:bCs/>
+          <w:sz w:val="18"/>
+          <w:szCs w:val="18"/>
+        </w:rPr>
+        <w:t xml:space="preserve"> </w:t>
+      </w:r>
+      <w:r>
+        <w:rPr>
+          <w:rFonts w:ascii="Cambria" w:hAnsi="Cambria"/>
+          <w:b/>
+          <w:bCs/>
+          <w:sz w:val="18"/>
+          <w:szCs w:val="18"/>
+        </w:rPr>
+        <w:t>May 2025</w:t>
+      </w:r>
+    </w:p>
+    <w:p>
+      <w:pPr>
+        <w:pStyle w:val="NormalWeb"/>
+        <w:spacing w:before="0" w:beforeAutospacing="0" w:after="0" w:afterAutospacing="0"/>
+        <w:ind w:firstLine="221"/>
+        <w:rPr>
           <w:rFonts w:ascii="Cambria" w:hAnsi="Cambria"/>
           <w:sz w:val="18"/>
           <w:szCs w:val="18"/>
@@ -4725,7 +4705,7 @@
         </w:rPr>
         <w:t xml:space="preserve"> (</w:t>
       </w:r>
-      <w:hyperlink r:id="rId13" w:history="1">
+      <w:hyperlink r:id="rId14" w:history="1">
         <w:r>
           <w:rPr>
             <w:rStyle w:val="Hyperlink"/>
